--- a/docs/SCI_SE_6.ProjectDatabase.docx
+++ b/docs/SCI_SE_6.ProjectDatabase.docx
@@ -5156,7 +5156,7 @@
           <w:sz w:val="26"/>
           <w:szCs w:val="26"/>
         </w:rPr>
-        <w:t>slug, text description, image, status, created_at, updated_at</w:t>
+        <w:t>slug, description, image, status, created_at, updated_at</w:t>
       </w:r>
       <w:r>
         <w:rPr>
@@ -5645,6 +5645,14 @@
           <w:rFonts w:ascii="Times New Roman" w:hAnsi="Times New Roman" w:cs="Times New Roman"/>
           <w:sz w:val="26"/>
           <w:szCs w:val="26"/>
+        </w:rPr>
+        <w:t>s</w:t>
+      </w:r>
+      <w:r>
+        <w:rPr>
+          <w:rFonts w:ascii="Times New Roman" w:hAnsi="Times New Roman" w:cs="Times New Roman"/>
+          <w:sz w:val="26"/>
+          <w:szCs w:val="26"/>
           <w:lang w:val="vi-VN"/>
         </w:rPr>
         <w:t xml:space="preserve"> </w:t>
@@ -6566,7 +6574,24 @@
           <w:szCs w:val="26"/>
           <w:lang w:val="vi-VN"/>
         </w:rPr>
-        <w:t>, order_id, product_id, product_name, price, quantity created_at, updated_at): Dùng để lưu chi tiết từng món hàng trong đơn hàng đó</w:t>
+        <w:t>, order_id, product_id, product_name, price, quantity</w:t>
+      </w:r>
+      <w:r>
+        <w:rPr>
+          <w:rFonts w:ascii="Times New Roman" w:hAnsi="Times New Roman" w:cs="Times New Roman"/>
+          <w:sz w:val="26"/>
+          <w:szCs w:val="26"/>
+        </w:rPr>
+        <w:t>,</w:t>
+      </w:r>
+      <w:r>
+        <w:rPr>
+          <w:rFonts w:ascii="Times New Roman" w:hAnsi="Times New Roman" w:cs="Times New Roman"/>
+          <w:sz w:val="26"/>
+          <w:szCs w:val="26"/>
+          <w:lang w:val="vi-VN"/>
+        </w:rPr>
+        <w:t xml:space="preserve"> created_at, updated_at): Dùng để lưu chi tiết từng món hàng trong đơn hàng đó</w:t>
       </w:r>
       <w:r>
         <w:rPr>
@@ -6739,7 +6764,24 @@
           <w:szCs w:val="26"/>
           <w:lang w:val="vi-VN"/>
         </w:rPr>
-        <w:t>, product_id, user_id, rating, comment, status, created_at, updated_at): Dùng để lưu trữ đánh giá và bình luận của khách hàng về sản phẩm, giúp tăng độ uy tín cho cửa hàng.</w:t>
+        <w:t>, product_id, user_id,</w:t>
+      </w:r>
+      <w:r>
+        <w:rPr>
+          <w:rFonts w:ascii="Times New Roman" w:hAnsi="Times New Roman" w:cs="Times New Roman"/>
+          <w:sz w:val="26"/>
+          <w:szCs w:val="26"/>
+        </w:rPr>
+        <w:t xml:space="preserve"> order_id,</w:t>
+      </w:r>
+      <w:r>
+        <w:rPr>
+          <w:rFonts w:ascii="Times New Roman" w:hAnsi="Times New Roman" w:cs="Times New Roman"/>
+          <w:sz w:val="26"/>
+          <w:szCs w:val="26"/>
+          <w:lang w:val="vi-VN"/>
+        </w:rPr>
+        <w:t xml:space="preserve"> rating, comment, status, created_at, updated_at): Dùng để lưu trữ đánh giá và bình luận của khách hàng về sản phẩm, giúp tăng độ uy tín cho cửa hàng.</w:t>
       </w:r>
     </w:p>
     <w:p>
@@ -28103,15 +28145,12 @@
         </w:rPr>
       </w:pPr>
       <w:bookmarkStart w:id="10" w:name="_Toc184648203"/>
-      <w:bookmarkStart w:id="11" w:name="_GoBack"/>
-      <w:bookmarkEnd w:id="11"/>
       <w:r>
         <w:rPr>
           <w:rFonts w:ascii="Times New Roman" w:hAnsi="Times New Roman" w:cs="Times New Roman"/>
           <w:b/>
           <w:color w:val="auto"/>
         </w:rPr>
-        <w:lastRenderedPageBreak/>
         <w:t>Sơ đồ thực tế liên kết</w:t>
       </w:r>
       <w:bookmarkEnd w:id="8"/>
@@ -28130,15 +28169,48 @@
           <w:lang w:eastAsia="ja-JP"/>
         </w:rPr>
       </w:pPr>
-      <w:r>
-        <w:rPr>
-          <w:noProof/>
-        </w:rPr>
+    </w:p>
+    <w:p>
+      <w:pPr>
+        <w:pStyle w:val="ListParagraph"/>
+        <w:spacing w:before="100" w:beforeAutospacing="1" w:after="100" w:afterAutospacing="1" w:line="240" w:lineRule="auto"/>
+        <w:ind w:left="360"/>
+        <w:jc w:val="left"/>
+        <w:rPr>
+          <w:rFonts w:ascii="Times New Roman" w:eastAsia="Times New Roman" w:hAnsi="Times New Roman" w:cs="Times New Roman"/>
+          <w:sz w:val="24"/>
+          <w:szCs w:val="24"/>
+          <w:lang w:eastAsia="ja-JP"/>
+        </w:rPr>
+      </w:pPr>
+    </w:p>
+    <w:p>
+      <w:pPr>
+        <w:pStyle w:val="ListParagraph"/>
+        <w:spacing w:before="100" w:beforeAutospacing="1" w:after="100" w:afterAutospacing="1" w:line="240" w:lineRule="auto"/>
+        <w:ind w:left="360"/>
+        <w:jc w:val="left"/>
+        <w:rPr>
+          <w:rFonts w:ascii="Times New Roman" w:eastAsia="Times New Roman" w:hAnsi="Times New Roman" w:cs="Times New Roman"/>
+          <w:sz w:val="24"/>
+          <w:szCs w:val="24"/>
+          <w:lang w:eastAsia="ja-JP"/>
+        </w:rPr>
+      </w:pPr>
+      <w:bookmarkStart w:id="11" w:name="_GoBack"/>
+      <w:r>
+        <w:rPr>
+          <w:rFonts w:ascii="Times New Roman" w:eastAsia="Times New Roman" w:hAnsi="Times New Roman" w:cs="Times New Roman"/>
+          <w:sz w:val="24"/>
+          <w:szCs w:val="24"/>
+          <w:lang w:eastAsia="ja-JP"/>
+        </w:rPr>
+        <w:lastRenderedPageBreak/>
         <w:drawing>
-          <wp:inline distT="0" distB="0" distL="0" distR="0" wp14:anchorId="2F41089E" wp14:editId="56068C8B">
-            <wp:extent cx="5760720" cy="5403850"/>
-            <wp:effectExtent l="0" t="0" r="0" b="6350"/>
-            <wp:docPr id="1265432388" name="Picture 1"/>
+          <wp:inline distT="0" distB="0" distL="0" distR="0" wp14:anchorId="1CADB567" wp14:editId="0C579A78">
+            <wp:extent cx="5760720" cy="4450080"/>
+            <wp:effectExtent l="0" t="0" r="0" b="7620"/>
+            <wp:docPr id="3" name="Picture 3"/>
             <wp:cNvGraphicFramePr>
               <a:graphicFrameLocks xmlns:a="http://schemas.openxmlformats.org/drawingml/2006/main" noChangeAspect="1"/>
             </wp:cNvGraphicFramePr>
@@ -28146,36 +28218,23 @@
               <a:graphicData uri="http://schemas.openxmlformats.org/drawingml/2006/picture">
                 <pic:pic xmlns:pic="http://schemas.openxmlformats.org/drawingml/2006/picture">
                   <pic:nvPicPr>
-                    <pic:cNvPr id="0" name="Picture 1"/>
-                    <pic:cNvPicPr>
-                      <a:picLocks noChangeAspect="1" noChangeArrowheads="1"/>
-                    </pic:cNvPicPr>
+                    <pic:cNvPr id="1" name=""/>
+                    <pic:cNvPicPr/>
                   </pic:nvPicPr>
                   <pic:blipFill>
-                    <a:blip r:embed="rId11">
-                      <a:extLst>
-                        <a:ext uri="{28A0092B-C50C-407E-A947-70E740481C1C}">
-                          <a14:useLocalDpi xmlns:a14="http://schemas.microsoft.com/office/drawing/2010/main" val="0"/>
-                        </a:ext>
-                      </a:extLst>
-                    </a:blip>
-                    <a:srcRect/>
+                    <a:blip r:embed="rId11"/>
                     <a:stretch>
                       <a:fillRect/>
                     </a:stretch>
                   </pic:blipFill>
-                  <pic:spPr bwMode="auto">
+                  <pic:spPr>
                     <a:xfrm>
                       <a:off x="0" y="0"/>
-                      <a:ext cx="5760720" cy="5403850"/>
+                      <a:ext cx="5760720" cy="4450080"/>
                     </a:xfrm>
                     <a:prstGeom prst="rect">
                       <a:avLst/>
                     </a:prstGeom>
-                    <a:noFill/>
-                    <a:ln>
-                      <a:noFill/>
-                    </a:ln>
                   </pic:spPr>
                 </pic:pic>
               </a:graphicData>
@@ -28183,6 +28242,7 @@
           </wp:inline>
         </w:drawing>
       </w:r>
+      <w:bookmarkEnd w:id="11"/>
     </w:p>
     <w:sectPr>
       <w:headerReference w:type="default" r:id="rId12"/>
@@ -28400,7 +28460,7 @@
   <w:abstractNum w:abstractNumId="0" w15:restartNumberingAfterBreak="0">
     <w:nsid w:val="103F7020"/>
     <w:multiLevelType w:val="multilevel"/>
-    <w:tmpl w:val="0409001F"/>
+    <w:tmpl w:val="43E661D0"/>
     <w:lvl w:ilvl="0">
       <w:start w:val="1"/>
       <w:numFmt w:val="decimal"/>
@@ -28421,6 +28481,10 @@
       <w:pPr>
         <w:ind w:left="792" w:hanging="432"/>
       </w:pPr>
+      <w:rPr>
+        <w:b/>
+        <w:color w:val="auto"/>
+      </w:rPr>
     </w:lvl>
     <w:lvl w:ilvl="2">
       <w:start w:val="1"/>
@@ -30850,7 +30914,7 @@
 </file>
 
 <file path=customXml/itemProps1.xml><?xml version="1.0" encoding="utf-8"?>
-<ds:datastoreItem xmlns:ds="http://schemas.openxmlformats.org/officeDocument/2006/customXml" ds:itemID="{47BC6A85-78B7-4AF6-8F6D-D80EE3CD0721}">
+<ds:datastoreItem xmlns:ds="http://schemas.openxmlformats.org/officeDocument/2006/customXml" ds:itemID="{0C6543E2-99F1-4B78-BC80-D90EF838A298}">
   <ds:schemaRefs>
     <ds:schemaRef ds:uri="http://schemas.openxmlformats.org/officeDocument/2006/bibliography"/>
   </ds:schemaRefs>

--- a/docs/SCI_SE_6.ProjectDatabase.docx
+++ b/docs/SCI_SE_6.ProjectDatabase.docx
@@ -5912,6 +5912,38 @@
           <w:sz w:val="26"/>
           <w:szCs w:val="26"/>
         </w:rPr>
+        <w:t>,</w:t>
+      </w:r>
+      <w:r>
+        <w:rPr>
+          <w:rFonts w:ascii="Times New Roman" w:hAnsi="Times New Roman" w:cs="Times New Roman"/>
+          <w:sz w:val="26"/>
+          <w:szCs w:val="26"/>
+        </w:rPr>
+        <w:t xml:space="preserve"> status,</w:t>
+      </w:r>
+      <w:r>
+        <w:rPr>
+          <w:rFonts w:ascii="Times New Roman" w:hAnsi="Times New Roman" w:cs="Times New Roman"/>
+          <w:sz w:val="26"/>
+          <w:szCs w:val="26"/>
+        </w:rPr>
+        <w:t xml:space="preserve"> </w:t>
+      </w:r>
+      <w:r>
+        <w:rPr>
+          <w:rFonts w:ascii="Times New Roman" w:hAnsi="Times New Roman" w:cs="Times New Roman"/>
+          <w:sz w:val="26"/>
+          <w:szCs w:val="26"/>
+        </w:rPr>
+        <w:t>gender</w:t>
+      </w:r>
+      <w:r>
+        <w:rPr>
+          <w:rFonts w:ascii="Times New Roman" w:hAnsi="Times New Roman" w:cs="Times New Roman"/>
+          <w:sz w:val="26"/>
+          <w:szCs w:val="26"/>
+        </w:rPr>
         <w:t xml:space="preserve">, </w:t>
       </w:r>
       <w:r>
@@ -5920,7 +5952,7 @@
           <w:sz w:val="26"/>
           <w:szCs w:val="26"/>
         </w:rPr>
-        <w:t>gender</w:t>
+        <w:t>birthday</w:t>
       </w:r>
       <w:r>
         <w:rPr>
@@ -5936,7 +5968,7 @@
           <w:sz w:val="26"/>
           <w:szCs w:val="26"/>
         </w:rPr>
-        <w:t>birthday</w:t>
+        <w:t>avatar email_verified_at</w:t>
       </w:r>
       <w:r>
         <w:rPr>
@@ -5952,7 +5984,7 @@
           <w:sz w:val="26"/>
           <w:szCs w:val="26"/>
         </w:rPr>
-        <w:t>avatar email_verified_at</w:t>
+        <w:t>password</w:t>
       </w:r>
       <w:r>
         <w:rPr>
@@ -5968,22 +6000,6 @@
           <w:sz w:val="26"/>
           <w:szCs w:val="26"/>
         </w:rPr>
-        <w:t>password</w:t>
-      </w:r>
-      <w:r>
-        <w:rPr>
-          <w:rFonts w:ascii="Times New Roman" w:hAnsi="Times New Roman" w:cs="Times New Roman"/>
-          <w:sz w:val="26"/>
-          <w:szCs w:val="26"/>
-        </w:rPr>
-        <w:t xml:space="preserve">, </w:t>
-      </w:r>
-      <w:r>
-        <w:rPr>
-          <w:rFonts w:ascii="Times New Roman" w:hAnsi="Times New Roman" w:cs="Times New Roman"/>
-          <w:sz w:val="26"/>
-          <w:szCs w:val="26"/>
-        </w:rPr>
         <w:t>remember_token</w:t>
       </w:r>
       <w:r>
@@ -6050,7 +6066,40 @@
           <w:sz w:val="26"/>
           <w:szCs w:val="26"/>
         </w:rPr>
-        <w:t>ưu trữ thông tin cốt lõi của người dùng bao gồm họ tên, email, mật khẩu, ngày sinh và vai trò</w:t>
+        <w:t>ưu trữ thông tin cốt lõi của người dùng bao gồm họ tên, email, mật khẩ</w:t>
+      </w:r>
+      <w:r>
+        <w:rPr>
+          <w:rFonts w:ascii="Times New Roman" w:hAnsi="Times New Roman" w:cs="Times New Roman"/>
+          <w:sz w:val="26"/>
+          <w:szCs w:val="26"/>
+        </w:rPr>
+        <w:t>u, ngày sinh ,</w:t>
+      </w:r>
+      <w:r>
+        <w:rPr>
+          <w:rFonts w:ascii="Times New Roman" w:hAnsi="Times New Roman" w:cs="Times New Roman"/>
+          <w:sz w:val="26"/>
+          <w:szCs w:val="26"/>
+        </w:rPr>
+        <w:t>vai trò</w:t>
+      </w:r>
+      <w:r>
+        <w:rPr>
+          <w:rFonts w:ascii="Times New Roman" w:hAnsi="Times New Roman" w:cs="Times New Roman"/>
+          <w:sz w:val="26"/>
+          <w:szCs w:val="26"/>
+        </w:rPr>
+        <w:t xml:space="preserve"> </w:t>
+      </w:r>
+      <w:r>
+        <w:rPr>
+          <w:rFonts w:ascii="Times New Roman" w:hAnsi="Times New Roman" w:cs="Times New Roman"/>
+          <w:sz w:val="26"/>
+          <w:szCs w:val="26"/>
+          <w:lang w:val="vi-VN"/>
+        </w:rPr>
+        <w:t>và trạng thái</w:t>
       </w:r>
       <w:r>
         <w:rPr>
@@ -13671,6 +13720,144 @@
           <w:p>
             <w:pPr>
               <w:pStyle w:val="ListParagraph"/>
+              <w:ind w:left="0"/>
+              <w:rPr>
+                <w:rFonts w:ascii="Times New Roman" w:hAnsi="Times New Roman" w:cs="Times New Roman"/>
+                <w:sz w:val="26"/>
+                <w:szCs w:val="26"/>
+              </w:rPr>
+            </w:pPr>
+            <w:r>
+              <w:rPr>
+                <w:rFonts w:ascii="Times New Roman" w:hAnsi="Times New Roman" w:cs="Times New Roman"/>
+                <w:sz w:val="26"/>
+                <w:szCs w:val="26"/>
+                <w:lang w:val="vi-VN"/>
+              </w:rPr>
+              <w:t>status</w:t>
+            </w:r>
+          </w:p>
+        </w:tc>
+        <w:tc>
+          <w:tcPr>
+            <w:tcW w:w="1908" w:type="dxa"/>
+          </w:tcPr>
+          <w:p>
+            <w:pPr>
+              <w:pStyle w:val="ListParagraph"/>
+              <w:ind w:left="0"/>
+              <w:rPr>
+                <w:rFonts w:ascii="Times New Roman" w:hAnsi="Times New Roman" w:cs="Times New Roman"/>
+                <w:sz w:val="26"/>
+                <w:szCs w:val="26"/>
+              </w:rPr>
+            </w:pPr>
+            <w:r>
+              <w:rPr>
+                <w:rFonts w:ascii="Times New Roman" w:hAnsi="Times New Roman" w:cs="Times New Roman"/>
+                <w:sz w:val="26"/>
+                <w:szCs w:val="26"/>
+                <w:lang w:val="vi-VN"/>
+              </w:rPr>
+              <w:t>enum</w:t>
+            </w:r>
+          </w:p>
+        </w:tc>
+        <w:tc>
+          <w:tcPr>
+            <w:tcW w:w="709" w:type="dxa"/>
+          </w:tcPr>
+          <w:p>
+            <w:pPr>
+              <w:pStyle w:val="ListParagraph"/>
+              <w:ind w:left="0"/>
+              <w:rPr>
+                <w:rFonts w:ascii="Times New Roman" w:hAnsi="Times New Roman" w:cs="Times New Roman"/>
+                <w:sz w:val="26"/>
+                <w:szCs w:val="26"/>
+              </w:rPr>
+            </w:pPr>
+            <w:r>
+              <w:rPr>
+                <w:rFonts w:ascii="Times New Roman" w:hAnsi="Times New Roman" w:cs="Times New Roman"/>
+                <w:sz w:val="26"/>
+                <w:szCs w:val="26"/>
+                <w:lang w:val="vi-VN"/>
+              </w:rPr>
+              <w:t>No</w:t>
+            </w:r>
+          </w:p>
+        </w:tc>
+        <w:tc>
+          <w:tcPr>
+            <w:tcW w:w="850" w:type="dxa"/>
+          </w:tcPr>
+          <w:p>
+            <w:pPr>
+              <w:pStyle w:val="ListParagraph"/>
+              <w:ind w:left="0"/>
+              <w:rPr>
+                <w:rFonts w:ascii="Times New Roman" w:hAnsi="Times New Roman" w:cs="Times New Roman"/>
+                <w:sz w:val="26"/>
+                <w:szCs w:val="26"/>
+              </w:rPr>
+            </w:pPr>
+          </w:p>
+        </w:tc>
+        <w:tc>
+          <w:tcPr>
+            <w:tcW w:w="1276" w:type="dxa"/>
+          </w:tcPr>
+          <w:p>
+            <w:pPr>
+              <w:pStyle w:val="ListParagraph"/>
+              <w:ind w:left="0"/>
+              <w:rPr>
+                <w:rFonts w:ascii="Times New Roman" w:hAnsi="Times New Roman" w:cs="Times New Roman"/>
+                <w:sz w:val="26"/>
+                <w:szCs w:val="26"/>
+                <w:lang w:val="vi-VN"/>
+              </w:rPr>
+            </w:pPr>
+            <w:r>
+              <w:rPr>
+                <w:rFonts w:ascii="Times New Roman" w:hAnsi="Times New Roman" w:cs="Times New Roman"/>
+                <w:sz w:val="26"/>
+                <w:szCs w:val="26"/>
+                <w:lang w:val="vi-VN"/>
+              </w:rPr>
+              <w:t>“Active”</w:t>
+            </w:r>
+          </w:p>
+        </w:tc>
+        <w:tc>
+          <w:tcPr>
+            <w:tcW w:w="2126" w:type="dxa"/>
+          </w:tcPr>
+          <w:p>
+            <w:pPr>
+              <w:pStyle w:val="ListParagraph"/>
+              <w:ind w:left="0"/>
+              <w:rPr>
+                <w:rFonts w:ascii="Times New Roman" w:hAnsi="Times New Roman" w:cs="Times New Roman"/>
+                <w:sz w:val="26"/>
+                <w:szCs w:val="26"/>
+              </w:rPr>
+            </w:pPr>
+          </w:p>
+        </w:tc>
+      </w:tr>
+      <w:tr>
+        <w:trPr>
+          <w:jc w:val="center"/>
+        </w:trPr>
+        <w:tc>
+          <w:tcPr>
+            <w:tcW w:w="2050" w:type="dxa"/>
+          </w:tcPr>
+          <w:p>
+            <w:pPr>
+              <w:pStyle w:val="ListParagraph"/>
               <w:spacing w:line="360" w:lineRule="auto"/>
               <w:ind w:left="0"/>
               <w:rPr>
@@ -28151,10 +28338,13 @@
           <w:b/>
           <w:color w:val="auto"/>
         </w:rPr>
+        <w:lastRenderedPageBreak/>
         <w:t>Sơ đồ thực tế liên kết</w:t>
       </w:r>
+      <w:bookmarkStart w:id="11" w:name="_GoBack"/>
       <w:bookmarkEnd w:id="8"/>
       <w:bookmarkEnd w:id="10"/>
+      <w:bookmarkEnd w:id="11"/>
     </w:p>
     <w:p>
       <w:pPr>
@@ -28169,56 +28359,21 @@
           <w:lang w:eastAsia="ja-JP"/>
         </w:rPr>
       </w:pPr>
-    </w:p>
-    <w:p>
-      <w:pPr>
-        <w:pStyle w:val="ListParagraph"/>
-        <w:spacing w:before="100" w:beforeAutospacing="1" w:after="100" w:afterAutospacing="1" w:line="240" w:lineRule="auto"/>
-        <w:ind w:left="360"/>
-        <w:jc w:val="left"/>
-        <w:rPr>
-          <w:rFonts w:ascii="Times New Roman" w:eastAsia="Times New Roman" w:hAnsi="Times New Roman" w:cs="Times New Roman"/>
-          <w:sz w:val="24"/>
-          <w:szCs w:val="24"/>
-          <w:lang w:eastAsia="ja-JP"/>
-        </w:rPr>
-      </w:pPr>
-    </w:p>
-    <w:p>
-      <w:pPr>
-        <w:pStyle w:val="ListParagraph"/>
-        <w:spacing w:before="100" w:beforeAutospacing="1" w:after="100" w:afterAutospacing="1" w:line="240" w:lineRule="auto"/>
-        <w:ind w:left="360"/>
-        <w:jc w:val="left"/>
-        <w:rPr>
-          <w:rFonts w:ascii="Times New Roman" w:eastAsia="Times New Roman" w:hAnsi="Times New Roman" w:cs="Times New Roman"/>
-          <w:sz w:val="24"/>
-          <w:szCs w:val="24"/>
-          <w:lang w:eastAsia="ja-JP"/>
-        </w:rPr>
-      </w:pPr>
-      <w:bookmarkStart w:id="11" w:name="_GoBack"/>
-      <w:r>
-        <w:rPr>
-          <w:rFonts w:ascii="Times New Roman" w:eastAsia="Times New Roman" w:hAnsi="Times New Roman" w:cs="Times New Roman"/>
-          <w:sz w:val="24"/>
-          <w:szCs w:val="24"/>
-          <w:lang w:eastAsia="ja-JP"/>
-        </w:rPr>
-        <w:lastRenderedPageBreak/>
+      <w:r>
+        <w:rPr>
+          <w:noProof/>
+        </w:rPr>
         <w:drawing>
-          <wp:inline distT="0" distB="0" distL="0" distR="0" wp14:anchorId="1CADB567" wp14:editId="0C579A78">
-            <wp:extent cx="5760720" cy="4450080"/>
-            <wp:effectExtent l="0" t="0" r="0" b="7620"/>
-            <wp:docPr id="3" name="Picture 3"/>
-            <wp:cNvGraphicFramePr>
-              <a:graphicFrameLocks xmlns:a="http://schemas.openxmlformats.org/drawingml/2006/main" noChangeAspect="1"/>
-            </wp:cNvGraphicFramePr>
+          <wp:inline distT="0" distB="0" distL="0" distR="0" wp14:anchorId="04B957F3" wp14:editId="448E7F06">
+            <wp:extent cx="5707380" cy="5676900"/>
+            <wp:effectExtent l="0" t="0" r="7620" b="0"/>
+            <wp:docPr id="26" name="Picture 26"/>
+            <wp:cNvGraphicFramePr/>
             <a:graphic xmlns:a="http://schemas.openxmlformats.org/drawingml/2006/main">
               <a:graphicData uri="http://schemas.openxmlformats.org/drawingml/2006/picture">
                 <pic:pic xmlns:pic="http://schemas.openxmlformats.org/drawingml/2006/picture">
                   <pic:nvPicPr>
-                    <pic:cNvPr id="1" name=""/>
+                    <pic:cNvPr id="26" name="Picture 26"/>
                     <pic:cNvPicPr/>
                   </pic:nvPicPr>
                   <pic:blipFill>
@@ -28230,7 +28385,7 @@
                   <pic:spPr>
                     <a:xfrm>
                       <a:off x="0" y="0"/>
-                      <a:ext cx="5760720" cy="4450080"/>
+                      <a:ext cx="5707380" cy="5676900"/>
                     </a:xfrm>
                     <a:prstGeom prst="rect">
                       <a:avLst/>
@@ -28242,7 +28397,6 @@
           </wp:inline>
         </w:drawing>
       </w:r>
-      <w:bookmarkEnd w:id="11"/>
     </w:p>
     <w:sectPr>
       <w:headerReference w:type="default" r:id="rId12"/>
@@ -30914,7 +31068,7 @@
 </file>
 
 <file path=customXml/itemProps1.xml><?xml version="1.0" encoding="utf-8"?>
-<ds:datastoreItem xmlns:ds="http://schemas.openxmlformats.org/officeDocument/2006/customXml" ds:itemID="{0C6543E2-99F1-4B78-BC80-D90EF838A298}">
+<ds:datastoreItem xmlns:ds="http://schemas.openxmlformats.org/officeDocument/2006/customXml" ds:itemID="{6291521E-2810-45BF-BAF3-CCC9695554B1}">
   <ds:schemaRefs>
     <ds:schemaRef ds:uri="http://schemas.openxmlformats.org/officeDocument/2006/bibliography"/>
   </ds:schemaRefs>
